--- a/PZ/PZ2/pz2.docx
+++ b/PZ/PZ2/pz2.docx
@@ -440,21 +440,12 @@
                 <w:szCs w:val="28"/>
               </w:rPr>
             </w:pPr>
-            <w:proofErr w:type="spellStart"/>
             <w:r>
               <w:rPr>
                 <w:rFonts w:cs="Times New Roman"/>
                 <w:szCs w:val="28"/>
               </w:rPr>
-              <w:t>Рафієв</w:t>
-            </w:r>
-            <w:proofErr w:type="spellEnd"/>
-            <w:r>
-              <w:rPr>
-                <w:rFonts w:cs="Times New Roman"/>
-                <w:szCs w:val="28"/>
-              </w:rPr>
-              <w:t xml:space="preserve"> Б. С.</w:t>
+              <w:t>Рафієв Б. С.</w:t>
             </w:r>
           </w:p>
           <w:p>
@@ -798,7 +789,6 @@
                 <w:lang w:eastAsia="uk-UA"/>
               </w:rPr>
             </w:pPr>
-            <w:proofErr w:type="spellStart"/>
             <w:r>
               <w:rPr>
                 <w:rFonts w:eastAsia="Times New Roman" w:cs="Times New Roman"/>
@@ -815,7 +805,6 @@
               </w:rPr>
               <w:t>ивченн</w:t>
             </w:r>
-            <w:proofErr w:type="spellEnd"/>
             <w:r>
               <w:rPr>
                 <w:rFonts w:eastAsia="Times New Roman" w:cs="Times New Roman"/>
@@ -1171,14 +1160,7 @@
             <w:rFonts w:ascii="Cambria Math" w:eastAsia="Times New Roman" w:hAnsi="Cambria Math"/>
             <w:szCs w:val="28"/>
           </w:rPr>
-          <m:t>n</m:t>
-        </m:r>
-        <m:r>
-          <w:rPr>
-            <w:rFonts w:ascii="Cambria Math" w:eastAsia="Times New Roman" w:hAnsi="Cambria Math"/>
-            <w:szCs w:val="28"/>
-          </w:rPr>
-          <m:t>→∞</m:t>
+          <m:t>n→∞</m:t>
         </m:r>
       </m:oMath>
       <w:r>
@@ -2054,15 +2036,7 @@
               <w:szCs w:val="28"/>
               <w:lang w:eastAsia="uk-UA"/>
             </w:rPr>
-            <m:t>)</m:t>
-          </m:r>
-          <m:r>
-            <w:rPr>
-              <w:rFonts w:ascii="Cambria Math" w:eastAsia="Times New Roman" w:hAnsi="Cambria Math" w:cs="Times New Roman"/>
-              <w:szCs w:val="28"/>
-              <w:lang w:eastAsia="uk-UA"/>
-            </w:rPr>
-            <m:t xml:space="preserve">= </m:t>
+            <m:t xml:space="preserve">)= </m:t>
           </m:r>
           <m:limLow>
             <m:limLowPr>
@@ -2311,15 +2285,7 @@
               <w:szCs w:val="28"/>
               <w:lang w:eastAsia="uk-UA"/>
             </w:rPr>
-            <m:t>)</m:t>
-          </m:r>
-          <m:r>
-            <w:rPr>
-              <w:rFonts w:ascii="Cambria Math" w:eastAsia="Times New Roman" w:hAnsi="Cambria Math" w:cs="Times New Roman"/>
-              <w:szCs w:val="28"/>
-              <w:lang w:eastAsia="uk-UA"/>
-            </w:rPr>
-            <m:t xml:space="preserve"> </m:t>
+            <m:t xml:space="preserve">) </m:t>
           </m:r>
         </m:oMath>
       </m:oMathPara>
@@ -2351,14 +2317,7 @@
             <w:rFonts w:ascii="Cambria Math" w:eastAsia="Times New Roman" w:hAnsi="Cambria Math"/>
             <w:szCs w:val="28"/>
           </w:rPr>
-          <m:t>n</m:t>
-        </m:r>
-        <m:r>
-          <w:rPr>
-            <w:rFonts w:ascii="Cambria Math" w:eastAsia="Times New Roman" w:hAnsi="Cambria Math"/>
-            <w:szCs w:val="28"/>
-          </w:rPr>
-          <m:t>→∞</m:t>
+          <m:t>n→∞</m:t>
         </m:r>
       </m:oMath>
       <w:r>
@@ -2872,25 +2831,7 @@
           <w:szCs w:val="28"/>
           <w:lang w:eastAsia="uk-UA"/>
         </w:rPr>
-        <w:t xml:space="preserve">Скористаємося правилом </w:t>
-      </w:r>
-      <w:proofErr w:type="spellStart"/>
-      <w:r>
-        <w:rPr>
-          <w:rFonts w:eastAsia="Times New Roman" w:cs="Times New Roman"/>
-          <w:szCs w:val="28"/>
-          <w:lang w:eastAsia="uk-UA"/>
-        </w:rPr>
-        <w:t>Лопіталя</w:t>
-      </w:r>
-      <w:proofErr w:type="spellEnd"/>
-      <w:r>
-        <w:rPr>
-          <w:rFonts w:eastAsia="Times New Roman" w:cs="Times New Roman"/>
-          <w:szCs w:val="28"/>
-          <w:lang w:eastAsia="uk-UA"/>
-        </w:rPr>
-        <w:t xml:space="preserve"> (послідовно диференціюємо чисельник і знаменник), оскільки маємо невизначеність </w:t>
+        <w:t xml:space="preserve">Скористаємося правилом Лопіталя (послідовно диференціюємо чисельник і знаменник), оскільки маємо невизначеність </w:t>
       </w:r>
       <m:oMath>
         <m:f>
@@ -3514,15 +3455,7 @@
                       <w:szCs w:val="28"/>
                       <w:lang w:eastAsia="uk-UA"/>
                     </w:rPr>
-                    <m:t>(2n+3)</m:t>
-                  </m:r>
-                  <m:r>
-                    <w:rPr>
-                      <w:rFonts w:ascii="Cambria Math" w:eastAsia="Times New Roman" w:hAnsi="Cambria Math" w:cs="Times New Roman"/>
-                      <w:szCs w:val="28"/>
-                      <w:lang w:eastAsia="uk-UA"/>
-                    </w:rPr>
-                    <m:t>'</m:t>
+                    <m:t>(2n+3)'</m:t>
                   </m:r>
                 </m:num>
                 <m:den>
@@ -3947,15 +3880,7 @@
             <w:szCs w:val="28"/>
             <w:lang w:eastAsia="uk-UA"/>
           </w:rPr>
-          <m:t>g(n</m:t>
-        </m:r>
-        <m:r>
-          <w:rPr>
-            <w:rFonts w:ascii="Cambria Math" w:eastAsia="Times New Roman" w:hAnsi="Cambria Math" w:cs="Times New Roman"/>
-            <w:szCs w:val="28"/>
-            <w:lang w:eastAsia="uk-UA"/>
-          </w:rPr>
-          <m:t>)</m:t>
+          <m:t>g(n)</m:t>
         </m:r>
       </m:oMath>
       <w:r>
@@ -4129,7 +4054,6 @@
         </w:rPr>
         <w:t xml:space="preserve"> </w:t>
       </w:r>
-      <w:proofErr w:type="spellStart"/>
       <w:r>
         <w:rPr>
           <w:rFonts w:eastAsia="Times New Roman" w:cs="Times New Roman"/>
@@ -4154,7 +4078,6 @@
         </w:rPr>
         <w:t>чив</w:t>
       </w:r>
-      <w:proofErr w:type="spellEnd"/>
       <w:r>
         <w:rPr>
           <w:rFonts w:eastAsia="Times New Roman" w:cs="Times New Roman"/>
@@ -4737,15 +4660,7 @@
           <w:sz w:val="28"/>
           <w:szCs w:val="28"/>
         </w:rPr>
-        <w:t xml:space="preserve"> </w:t>
-      </w:r>
-      <w:r>
-        <w:rPr>
-          <w:rStyle w:val="citation-416"/>
-          <w:sz w:val="28"/>
-          <w:szCs w:val="28"/>
-        </w:rPr>
-        <w:t xml:space="preserve">функція має бути не меншою за </w:t>
+        <w:t xml:space="preserve"> функція має бути не меншою за </w:t>
       </w:r>
       <m:oMath>
         <m:r>
@@ -4755,25 +4670,7 @@
             <w:sz w:val="28"/>
             <w:szCs w:val="28"/>
           </w:rPr>
-          <m:t>c</m:t>
-        </m:r>
-        <m:r>
-          <w:rPr>
-            <w:rStyle w:val="citation-416"/>
-            <w:rFonts w:ascii="Cambria Math" w:hAnsi="Cambria Math"/>
-            <w:sz w:val="28"/>
-            <w:szCs w:val="28"/>
-          </w:rPr>
-          <m:t>*</m:t>
-        </m:r>
-        <m:r>
-          <w:rPr>
-            <w:rStyle w:val="citation-416"/>
-            <w:rFonts w:ascii="Cambria Math" w:hAnsi="Cambria Math"/>
-            <w:sz w:val="28"/>
-            <w:szCs w:val="28"/>
-          </w:rPr>
-          <m:t xml:space="preserve"> g(n)</m:t>
+          <m:t>c* g(n)</m:t>
         </m:r>
       </m:oMath>
       <w:r>
@@ -4865,16 +4762,7 @@
             <w:sz w:val="28"/>
             <w:szCs w:val="28"/>
           </w:rPr>
-          <m:t>*</m:t>
-        </m:r>
-        <m:r>
-          <w:rPr>
-            <w:rStyle w:val="citation-416"/>
-            <w:rFonts w:ascii="Cambria Math" w:hAnsi="Cambria Math"/>
-            <w:sz w:val="28"/>
-            <w:szCs w:val="28"/>
-          </w:rPr>
-          <m:t xml:space="preserve"> g(n)</m:t>
+          <m:t>* g(n)</m:t>
         </m:r>
       </m:oMath>
       <w:r>
@@ -4928,16 +4816,7 @@
             <w:sz w:val="28"/>
             <w:szCs w:val="28"/>
           </w:rPr>
-          <m:t>*</m:t>
-        </m:r>
-        <m:r>
-          <w:rPr>
-            <w:rStyle w:val="citation-416"/>
-            <w:rFonts w:ascii="Cambria Math" w:hAnsi="Cambria Math"/>
-            <w:sz w:val="28"/>
-            <w:szCs w:val="28"/>
-          </w:rPr>
-          <m:t>g(n)</m:t>
+          <m:t>*g(n)</m:t>
         </m:r>
       </m:oMath>
       <w:r>
@@ -5153,25 +5032,38 @@
           <w:sz w:val="28"/>
           <w:szCs w:val="28"/>
         </w:rPr>
-        <w:t xml:space="preserve"> оцінка знизу (не краще ніж), а $\</w:t>
-      </w:r>
-      <w:proofErr w:type="spellStart"/>
+        <w:t xml:space="preserve"> оцінка знизу (не краще ніж), а </w:t>
+      </w:r>
+      <m:oMath>
+        <m:r>
+          <m:rPr>
+            <m:sty m:val="p"/>
+          </m:rPr>
+          <w:rPr>
+            <w:rStyle w:val="citation-416"/>
+            <w:rFonts w:ascii="Cambria Math" w:hAnsi="Cambria Math"/>
+            <w:sz w:val="28"/>
+            <w:szCs w:val="28"/>
+          </w:rPr>
+          <m:t>Θ</m:t>
+        </m:r>
+      </m:oMath>
       <w:r>
         <w:rPr>
           <w:rStyle w:val="citation-416"/>
           <w:sz w:val="28"/>
           <w:szCs w:val="28"/>
-        </w:rPr>
-        <w:t>Theta</w:t>
-      </w:r>
-      <w:proofErr w:type="spellEnd"/>
+          <w:lang w:val="ru-RU"/>
+        </w:rPr>
+        <w:t xml:space="preserve"> </w:t>
+      </w:r>
       <w:r>
         <w:rPr>
           <w:rStyle w:val="citation-416"/>
           <w:sz w:val="28"/>
           <w:szCs w:val="28"/>
         </w:rPr>
-        <w:t xml:space="preserve">$ </w:t>
+        <w:t xml:space="preserve"> </w:t>
       </w:r>
       <w:r>
         <w:rPr>
@@ -5275,16 +5167,7 @@
             <w:sz w:val="28"/>
             <w:szCs w:val="28"/>
           </w:rPr>
-          <m:t xml:space="preserve">o, </m:t>
-        </m:r>
-        <m:r>
-          <w:rPr>
-            <w:rStyle w:val="citation-416"/>
-            <w:rFonts w:ascii="Cambria Math" w:hAnsi="Cambria Math"/>
-            <w:sz w:val="28"/>
-            <w:szCs w:val="28"/>
-          </w:rPr>
-          <m:t>ω</m:t>
+          <m:t>o, ω</m:t>
         </m:r>
       </m:oMath>
       <w:r>
@@ -8116,6 +7999,7 @@
   <w:style w:type="character" w:default="1" w:styleId="a0">
     <w:name w:val="Default Paragraph Font"/>
     <w:uiPriority w:val="1"/>
+    <w:semiHidden/>
     <w:unhideWhenUsed/>
   </w:style>
   <w:style w:type="table" w:default="1" w:styleId="a1">
